--- a/1.docs/系統測試/20260516_教育訓練系統使用者驗證測試.docx
+++ b/1.docs/系統測試/20260516_教育訓練系統使用者驗證測試.docx
@@ -407,7 +407,7 @@
     <w:p>
       <w:pPr>
         <w:widowControl/>
-        <w:spacing w:after="100" w:afterAutospacing="1" w:line="300" w:lineRule="exact"/>
+        <w:spacing w:afterLines="25" w:after="90" w:line="300" w:lineRule="exact"/>
         <w:rPr>
           <w:rFonts w:ascii="Times New Roman" w:eastAsia="微軟正黑體" w:hAnsi="Times New Roman" w:cs="新細明體"/>
           <w:kern w:val="0"/>
@@ -1977,6 +1977,7 @@
     <w:p>
       <w:pPr>
         <w:widowControl/>
+        <w:spacing w:beforeLines="25" w:before="90" w:afterLines="25" w:after="90" w:line="320" w:lineRule="exact"/>
         <w:outlineLvl w:val="1"/>
         <w:rPr>
           <w:rFonts w:ascii="Times New Roman" w:eastAsia="微軟正黑體" w:hAnsi="Times New Roman" w:cs="新細明體"/>
@@ -2883,6 +2884,20 @@
         </w:tc>
       </w:tr>
     </w:tbl>
+    <w:p>
+      <w:pPr>
+        <w:widowControl/>
+        <w:outlineLvl w:val="1"/>
+        <w:rPr>
+          <w:rFonts w:ascii="Times New Roman" w:eastAsia="微軟正黑體" w:hAnsi="Times New Roman" w:cs="新細明體"/>
+          <w:b/>
+          <w:bCs/>
+          <w:kern w:val="0"/>
+          <w:sz w:val="28"/>
+          <w:szCs w:val="28"/>
+        </w:rPr>
+      </w:pPr>
+    </w:p>
     <w:p>
       <w:pPr>
         <w:widowControl/>
@@ -6292,6 +6307,7 @@
     <w:p>
       <w:pPr>
         <w:widowControl/>
+        <w:spacing w:afterLines="15" w:after="54" w:line="360" w:lineRule="exact"/>
         <w:outlineLvl w:val="1"/>
         <w:rPr>
           <w:rFonts w:ascii="Times New Roman" w:eastAsia="微軟正黑體" w:hAnsi="Times New Roman" w:cs="新細明體"/>
@@ -6318,10 +6334,12 @@
       <w:tblPr>
         <w:tblW w:w="5000" w:type="pct"/>
         <w:tblBorders>
-          <w:top w:val="outset" w:sz="6" w:space="0" w:color="auto"/>
-          <w:left w:val="outset" w:sz="6" w:space="0" w:color="auto"/>
-          <w:bottom w:val="outset" w:sz="6" w:space="0" w:color="auto"/>
-          <w:right w:val="outset" w:sz="6" w:space="0" w:color="auto"/>
+          <w:top w:val="single" w:sz="4" w:space="0" w:color="auto"/>
+          <w:left w:val="single" w:sz="4" w:space="0" w:color="auto"/>
+          <w:bottom w:val="single" w:sz="4" w:space="0" w:color="auto"/>
+          <w:right w:val="single" w:sz="4" w:space="0" w:color="auto"/>
+          <w:insideH w:val="single" w:sz="4" w:space="0" w:color="auto"/>
+          <w:insideV w:val="single" w:sz="4" w:space="0" w:color="auto"/>
         </w:tblBorders>
         <w:tblCellMar>
           <w:top w:w="15" w:type="dxa"/>
@@ -6333,9 +6351,9 @@
       </w:tblPr>
       <w:tblGrid>
         <w:gridCol w:w="985"/>
-        <w:gridCol w:w="1701"/>
-        <w:gridCol w:w="6946"/>
-        <w:gridCol w:w="556"/>
+        <w:gridCol w:w="1702"/>
+        <w:gridCol w:w="6950"/>
+        <w:gridCol w:w="557"/>
       </w:tblGrid>
       <w:tr>
         <w:trPr>
@@ -6344,12 +6362,6 @@
         <w:tc>
           <w:tcPr>
             <w:tcW w:w="483" w:type="pct"/>
-            <w:tcBorders>
-              <w:top w:val="outset" w:sz="6" w:space="0" w:color="auto"/>
-              <w:left w:val="outset" w:sz="6" w:space="0" w:color="auto"/>
-              <w:bottom w:val="outset" w:sz="6" w:space="0" w:color="auto"/>
-              <w:right w:val="outset" w:sz="6" w:space="0" w:color="auto"/>
-            </w:tcBorders>
             <w:shd w:val="clear" w:color="auto" w:fill="F2F2F2" w:themeFill="background1" w:themeFillShade="F2"/>
             <w:vAlign w:val="center"/>
             <w:hideMark/>
@@ -6378,12 +6390,6 @@
         <w:tc>
           <w:tcPr>
             <w:tcW w:w="835" w:type="pct"/>
-            <w:tcBorders>
-              <w:top w:val="outset" w:sz="6" w:space="0" w:color="auto"/>
-              <w:left w:val="outset" w:sz="6" w:space="0" w:color="auto"/>
-              <w:bottom w:val="outset" w:sz="6" w:space="0" w:color="auto"/>
-              <w:right w:val="outset" w:sz="6" w:space="0" w:color="auto"/>
-            </w:tcBorders>
             <w:shd w:val="clear" w:color="auto" w:fill="F2F2F2" w:themeFill="background1" w:themeFillShade="F2"/>
             <w:vAlign w:val="center"/>
             <w:hideMark/>
@@ -6412,12 +6418,6 @@
         <w:tc>
           <w:tcPr>
             <w:tcW w:w="3409" w:type="pct"/>
-            <w:tcBorders>
-              <w:top w:val="outset" w:sz="6" w:space="0" w:color="auto"/>
-              <w:left w:val="outset" w:sz="6" w:space="0" w:color="auto"/>
-              <w:bottom w:val="outset" w:sz="6" w:space="0" w:color="auto"/>
-              <w:right w:val="outset" w:sz="6" w:space="0" w:color="auto"/>
-            </w:tcBorders>
             <w:shd w:val="clear" w:color="auto" w:fill="F2F2F2" w:themeFill="background1" w:themeFillShade="F2"/>
             <w:vAlign w:val="center"/>
           </w:tcPr>
@@ -6445,12 +6445,6 @@
         <w:tc>
           <w:tcPr>
             <w:tcW w:w="273" w:type="pct"/>
-            <w:tcBorders>
-              <w:top w:val="outset" w:sz="6" w:space="0" w:color="auto"/>
-              <w:left w:val="outset" w:sz="6" w:space="0" w:color="auto"/>
-              <w:bottom w:val="outset" w:sz="6" w:space="0" w:color="auto"/>
-              <w:right w:val="outset" w:sz="6" w:space="0" w:color="auto"/>
-            </w:tcBorders>
             <w:shd w:val="clear" w:color="auto" w:fill="F2F2F2" w:themeFill="background1" w:themeFillShade="F2"/>
             <w:vAlign w:val="center"/>
             <w:hideMark/>
@@ -6484,12 +6478,6 @@
         <w:tc>
           <w:tcPr>
             <w:tcW w:w="483" w:type="pct"/>
-            <w:tcBorders>
-              <w:top w:val="outset" w:sz="6" w:space="0" w:color="auto"/>
-              <w:left w:val="outset" w:sz="6" w:space="0" w:color="auto"/>
-              <w:bottom w:val="outset" w:sz="6" w:space="0" w:color="auto"/>
-              <w:right w:val="outset" w:sz="6" w:space="0" w:color="auto"/>
-            </w:tcBorders>
             <w:vAlign w:val="center"/>
           </w:tcPr>
           <w:p>
@@ -6516,12 +6504,6 @@
         <w:tc>
           <w:tcPr>
             <w:tcW w:w="835" w:type="pct"/>
-            <w:tcBorders>
-              <w:top w:val="outset" w:sz="6" w:space="0" w:color="auto"/>
-              <w:left w:val="outset" w:sz="6" w:space="0" w:color="auto"/>
-              <w:bottom w:val="outset" w:sz="6" w:space="0" w:color="auto"/>
-              <w:right w:val="outset" w:sz="6" w:space="0" w:color="auto"/>
-            </w:tcBorders>
             <w:vAlign w:val="center"/>
           </w:tcPr>
           <w:p>
@@ -6548,12 +6530,6 @@
         <w:tc>
           <w:tcPr>
             <w:tcW w:w="3409" w:type="pct"/>
-            <w:tcBorders>
-              <w:top w:val="outset" w:sz="6" w:space="0" w:color="auto"/>
-              <w:left w:val="outset" w:sz="6" w:space="0" w:color="auto"/>
-              <w:bottom w:val="outset" w:sz="6" w:space="0" w:color="auto"/>
-              <w:right w:val="outset" w:sz="6" w:space="0" w:color="auto"/>
-            </w:tcBorders>
             <w:vAlign w:val="center"/>
           </w:tcPr>
           <w:p>
@@ -6580,12 +6556,6 @@
         <w:tc>
           <w:tcPr>
             <w:tcW w:w="273" w:type="pct"/>
-            <w:tcBorders>
-              <w:top w:val="outset" w:sz="6" w:space="0" w:color="auto"/>
-              <w:left w:val="outset" w:sz="6" w:space="0" w:color="auto"/>
-              <w:bottom w:val="outset" w:sz="6" w:space="0" w:color="auto"/>
-              <w:right w:val="outset" w:sz="6" w:space="0" w:color="auto"/>
-            </w:tcBorders>
             <w:vAlign w:val="center"/>
           </w:tcPr>
           <w:p>
@@ -6609,12 +6579,6 @@
         <w:tc>
           <w:tcPr>
             <w:tcW w:w="483" w:type="pct"/>
-            <w:tcBorders>
-              <w:top w:val="outset" w:sz="6" w:space="0" w:color="auto"/>
-              <w:left w:val="outset" w:sz="6" w:space="0" w:color="auto"/>
-              <w:bottom w:val="outset" w:sz="6" w:space="0" w:color="auto"/>
-              <w:right w:val="outset" w:sz="6" w:space="0" w:color="auto"/>
-            </w:tcBorders>
             <w:vAlign w:val="center"/>
           </w:tcPr>
           <w:p>
@@ -6641,12 +6605,6 @@
         <w:tc>
           <w:tcPr>
             <w:tcW w:w="835" w:type="pct"/>
-            <w:tcBorders>
-              <w:top w:val="outset" w:sz="6" w:space="0" w:color="auto"/>
-              <w:left w:val="outset" w:sz="6" w:space="0" w:color="auto"/>
-              <w:bottom w:val="outset" w:sz="6" w:space="0" w:color="auto"/>
-              <w:right w:val="outset" w:sz="6" w:space="0" w:color="auto"/>
-            </w:tcBorders>
             <w:vAlign w:val="center"/>
           </w:tcPr>
           <w:p>
@@ -6673,12 +6631,6 @@
         <w:tc>
           <w:tcPr>
             <w:tcW w:w="3409" w:type="pct"/>
-            <w:tcBorders>
-              <w:top w:val="outset" w:sz="6" w:space="0" w:color="auto"/>
-              <w:left w:val="outset" w:sz="6" w:space="0" w:color="auto"/>
-              <w:bottom w:val="outset" w:sz="6" w:space="0" w:color="auto"/>
-              <w:right w:val="outset" w:sz="6" w:space="0" w:color="auto"/>
-            </w:tcBorders>
             <w:vAlign w:val="center"/>
           </w:tcPr>
           <w:p>
@@ -6705,12 +6657,6 @@
         <w:tc>
           <w:tcPr>
             <w:tcW w:w="273" w:type="pct"/>
-            <w:tcBorders>
-              <w:top w:val="outset" w:sz="6" w:space="0" w:color="auto"/>
-              <w:left w:val="outset" w:sz="6" w:space="0" w:color="auto"/>
-              <w:bottom w:val="outset" w:sz="6" w:space="0" w:color="auto"/>
-              <w:right w:val="outset" w:sz="6" w:space="0" w:color="auto"/>
-            </w:tcBorders>
             <w:vAlign w:val="center"/>
           </w:tcPr>
           <w:p>
@@ -6734,12 +6680,6 @@
         <w:tc>
           <w:tcPr>
             <w:tcW w:w="483" w:type="pct"/>
-            <w:tcBorders>
-              <w:top w:val="outset" w:sz="6" w:space="0" w:color="auto"/>
-              <w:left w:val="outset" w:sz="6" w:space="0" w:color="auto"/>
-              <w:bottom w:val="outset" w:sz="6" w:space="0" w:color="auto"/>
-              <w:right w:val="outset" w:sz="6" w:space="0" w:color="auto"/>
-            </w:tcBorders>
             <w:vAlign w:val="center"/>
           </w:tcPr>
           <w:p>
@@ -6766,12 +6706,6 @@
         <w:tc>
           <w:tcPr>
             <w:tcW w:w="835" w:type="pct"/>
-            <w:tcBorders>
-              <w:top w:val="outset" w:sz="6" w:space="0" w:color="auto"/>
-              <w:left w:val="outset" w:sz="6" w:space="0" w:color="auto"/>
-              <w:bottom w:val="outset" w:sz="6" w:space="0" w:color="auto"/>
-              <w:right w:val="outset" w:sz="6" w:space="0" w:color="auto"/>
-            </w:tcBorders>
             <w:vAlign w:val="center"/>
           </w:tcPr>
           <w:p>
@@ -6798,12 +6732,6 @@
         <w:tc>
           <w:tcPr>
             <w:tcW w:w="3409" w:type="pct"/>
-            <w:tcBorders>
-              <w:top w:val="outset" w:sz="6" w:space="0" w:color="auto"/>
-              <w:left w:val="outset" w:sz="6" w:space="0" w:color="auto"/>
-              <w:bottom w:val="outset" w:sz="6" w:space="0" w:color="auto"/>
-              <w:right w:val="outset" w:sz="6" w:space="0" w:color="auto"/>
-            </w:tcBorders>
             <w:vAlign w:val="center"/>
           </w:tcPr>
           <w:p>
@@ -6830,12 +6758,6 @@
         <w:tc>
           <w:tcPr>
             <w:tcW w:w="273" w:type="pct"/>
-            <w:tcBorders>
-              <w:top w:val="outset" w:sz="6" w:space="0" w:color="auto"/>
-              <w:left w:val="outset" w:sz="6" w:space="0" w:color="auto"/>
-              <w:bottom w:val="outset" w:sz="6" w:space="0" w:color="auto"/>
-              <w:right w:val="outset" w:sz="6" w:space="0" w:color="auto"/>
-            </w:tcBorders>
             <w:vAlign w:val="center"/>
           </w:tcPr>
           <w:p>
@@ -6856,6 +6778,7 @@
     <w:p>
       <w:pPr>
         <w:widowControl/>
+        <w:spacing w:beforeLines="25" w:before="90" w:afterLines="50" w:after="180" w:line="360" w:lineRule="exact"/>
         <w:outlineLvl w:val="1"/>
         <w:rPr>
           <w:rFonts w:ascii="Times New Roman" w:eastAsia="微軟正黑體" w:hAnsi="Times New Roman" w:cs="新細明體"/>
@@ -7054,13 +6977,12 @@
       </w:tr>
       <w:tr>
         <w:trPr>
-          <w:trHeight w:val="286"/>
+          <w:trHeight w:val="1176"/>
           <w:tblHeader/>
         </w:trPr>
         <w:tc>
           <w:tcPr>
             <w:tcW w:w="483" w:type="pct"/>
-            <w:vMerge w:val="restart"/>
             <w:vAlign w:val="center"/>
           </w:tcPr>
           <w:p>
@@ -7087,7 +7009,6 @@
         <w:tc>
           <w:tcPr>
             <w:tcW w:w="835" w:type="pct"/>
-            <w:vMerge w:val="restart"/>
             <w:vAlign w:val="center"/>
           </w:tcPr>
           <w:p>
@@ -7122,7 +7043,6 @@
         <w:tc>
           <w:tcPr>
             <w:tcW w:w="3409" w:type="pct"/>
-            <w:vMerge w:val="restart"/>
             <w:vAlign w:val="center"/>
           </w:tcPr>
           <w:p>
@@ -7313,167 +7233,89 @@
               <w:t>容易」。</w:t>
             </w:r>
           </w:p>
-        </w:tc>
-        <w:tc>
-          <w:tcPr>
-            <w:tcW w:w="273" w:type="pct"/>
-            <w:vAlign w:val="center"/>
-          </w:tcPr>
-          <w:p>
-            <w:pPr>
-              <w:widowControl/>
-              <w:spacing w:afterLines="15" w:after="54" w:line="240" w:lineRule="exact"/>
-              <w:ind w:leftChars="15" w:left="36"/>
-              <w:rPr>
-                <w:rFonts w:ascii="Times New Roman" w:eastAsia="微軟正黑體" w:hAnsi="Times New Roman" w:cs="新細明體"/>
-                <w:kern w:val="0"/>
-                <w:sz w:val="22"/>
-              </w:rPr>
-            </w:pPr>
-          </w:p>
-        </w:tc>
-      </w:tr>
-      <w:tr>
-        <w:trPr>
-          <w:trHeight w:val="286"/>
-          <w:tblHeader/>
-        </w:trPr>
-        <w:tc>
-          <w:tcPr>
-            <w:tcW w:w="483" w:type="pct"/>
-            <w:vMerge/>
-            <w:vAlign w:val="center"/>
-          </w:tcPr>
-          <w:p>
-            <w:pPr>
-              <w:widowControl/>
-              <w:spacing w:afterLines="15" w:after="54" w:line="240" w:lineRule="exact"/>
-              <w:ind w:leftChars="15" w:left="36"/>
-              <w:rPr>
-                <w:rFonts w:ascii="Times New Roman" w:eastAsia="微軟正黑體" w:hAnsi="Times New Roman" w:cs="新細明體"/>
-                <w:kern w:val="0"/>
-                <w:sz w:val="22"/>
-              </w:rPr>
-            </w:pPr>
-          </w:p>
-        </w:tc>
-        <w:tc>
-          <w:tcPr>
-            <w:tcW w:w="835" w:type="pct"/>
-            <w:vMerge/>
-            <w:vAlign w:val="center"/>
-          </w:tcPr>
-          <w:p>
-            <w:pPr>
-              <w:widowControl/>
-              <w:spacing w:afterLines="15" w:after="54" w:line="240" w:lineRule="exact"/>
-              <w:ind w:leftChars="15" w:left="36"/>
-              <w:rPr>
-                <w:rFonts w:ascii="Times New Roman" w:eastAsia="微軟正黑體" w:hAnsi="Times New Roman" w:cs="新細明體"/>
-                <w:kern w:val="0"/>
-                <w:sz w:val="22"/>
-              </w:rPr>
-            </w:pPr>
-          </w:p>
-        </w:tc>
-        <w:tc>
-          <w:tcPr>
-            <w:tcW w:w="3409" w:type="pct"/>
-            <w:vMerge/>
-            <w:vAlign w:val="center"/>
-          </w:tcPr>
-          <w:p>
-            <w:pPr>
-              <w:widowControl/>
-              <w:spacing w:afterLines="15" w:after="54" w:line="240" w:lineRule="exact"/>
-              <w:ind w:leftChars="15" w:left="36"/>
-              <w:rPr>
-                <w:rFonts w:ascii="Times New Roman" w:eastAsia="微軟正黑體" w:hAnsi="Times New Roman" w:cs="新細明體"/>
-                <w:kern w:val="0"/>
-                <w:sz w:val="22"/>
-              </w:rPr>
-            </w:pPr>
-          </w:p>
-        </w:tc>
-        <w:tc>
-          <w:tcPr>
-            <w:tcW w:w="273" w:type="pct"/>
-            <w:vAlign w:val="center"/>
-          </w:tcPr>
-          <w:p>
-            <w:pPr>
-              <w:widowControl/>
-              <w:spacing w:afterLines="15" w:after="54" w:line="240" w:lineRule="exact"/>
-              <w:ind w:leftChars="15" w:left="36"/>
-              <w:rPr>
-                <w:rFonts w:ascii="Times New Roman" w:eastAsia="微軟正黑體" w:hAnsi="Times New Roman" w:cs="新細明體"/>
-                <w:kern w:val="0"/>
-                <w:sz w:val="22"/>
-              </w:rPr>
-            </w:pPr>
-          </w:p>
-        </w:tc>
-      </w:tr>
-      <w:tr>
-        <w:trPr>
-          <w:trHeight w:val="287"/>
-          <w:tblHeader/>
-        </w:trPr>
-        <w:tc>
-          <w:tcPr>
-            <w:tcW w:w="483" w:type="pct"/>
-            <w:vMerge/>
-            <w:vAlign w:val="center"/>
-          </w:tcPr>
-          <w:p>
-            <w:pPr>
-              <w:widowControl/>
-              <w:spacing w:afterLines="15" w:after="54" w:line="240" w:lineRule="exact"/>
-              <w:ind w:leftChars="15" w:left="36"/>
-              <w:rPr>
-                <w:rFonts w:ascii="Times New Roman" w:eastAsia="微軟正黑體" w:hAnsi="Times New Roman" w:cs="新細明體"/>
-                <w:kern w:val="0"/>
-                <w:sz w:val="22"/>
-              </w:rPr>
-            </w:pPr>
-          </w:p>
-        </w:tc>
-        <w:tc>
-          <w:tcPr>
-            <w:tcW w:w="835" w:type="pct"/>
-            <w:vMerge/>
-            <w:vAlign w:val="center"/>
-          </w:tcPr>
-          <w:p>
-            <w:pPr>
-              <w:widowControl/>
-              <w:spacing w:afterLines="15" w:after="54" w:line="240" w:lineRule="exact"/>
-              <w:ind w:leftChars="15" w:left="36"/>
-              <w:rPr>
-                <w:rFonts w:ascii="Times New Roman" w:eastAsia="微軟正黑體" w:hAnsi="Times New Roman" w:cs="新細明體"/>
-                <w:kern w:val="0"/>
-                <w:sz w:val="22"/>
-              </w:rPr>
-            </w:pPr>
-          </w:p>
-        </w:tc>
-        <w:tc>
-          <w:tcPr>
-            <w:tcW w:w="3409" w:type="pct"/>
-            <w:vMerge/>
-            <w:vAlign w:val="center"/>
-          </w:tcPr>
-          <w:p>
-            <w:pPr>
-              <w:widowControl/>
-              <w:spacing w:afterLines="15" w:after="54" w:line="240" w:lineRule="exact"/>
-              <w:ind w:leftChars="15" w:left="36"/>
-              <w:rPr>
-                <w:rFonts w:ascii="Times New Roman" w:eastAsia="微軟正黑體" w:hAnsi="Times New Roman" w:cs="新細明體"/>
-                <w:kern w:val="0"/>
-                <w:sz w:val="22"/>
-              </w:rPr>
-            </w:pPr>
+          <w:p>
+            <w:pPr>
+              <w:widowControl/>
+              <w:spacing w:afterLines="15" w:after="54" w:line="240" w:lineRule="exact"/>
+              <w:ind w:leftChars="15" w:left="36"/>
+              <w:rPr>
+                <w:rFonts w:ascii="Times New Roman" w:eastAsia="微軟正黑體" w:hAnsi="Times New Roman" w:cs="新細明體" w:hint="eastAsia"/>
+                <w:b/>
+                <w:bCs/>
+                <w:kern w:val="0"/>
+                <w:sz w:val="22"/>
+              </w:rPr>
+            </w:pPr>
+            <w:r>
+              <w:rPr>
+                <w:rFonts w:ascii="Times New Roman" w:eastAsia="微軟正黑體" w:hAnsi="Times New Roman" w:cs="新細明體" w:hint="eastAsia"/>
+                <w:b/>
+                <w:bCs/>
+                <w:kern w:val="0"/>
+                <w:sz w:val="22"/>
+              </w:rPr>
+              <w:t>TXT</w:t>
+            </w:r>
+            <w:r>
+              <w:rPr>
+                <w:rFonts w:ascii="Times New Roman" w:eastAsia="微軟正黑體" w:hAnsi="Times New Roman" w:cs="新細明體" w:hint="eastAsia"/>
+                <w:b/>
+                <w:bCs/>
+                <w:kern w:val="0"/>
+                <w:sz w:val="22"/>
+              </w:rPr>
+              <w:t>格式參考：</w:t>
+            </w:r>
+            <w:r>
+              <w:rPr>
+                <w:rFonts w:ascii="Times New Roman" w:eastAsia="微軟正黑體" w:hAnsi="Times New Roman" w:cs="新細明體"/>
+                <w:b/>
+                <w:bCs/>
+                <w:kern w:val="0"/>
+                <w:sz w:val="22"/>
+              </w:rPr>
+              <w:t>考卷</w:t>
+            </w:r>
+            <w:r>
+              <w:rPr>
+                <w:rFonts w:ascii="Times New Roman" w:eastAsia="微軟正黑體" w:hAnsi="Times New Roman" w:cs="新細明體"/>
+                <w:b/>
+                <w:bCs/>
+                <w:kern w:val="0"/>
+                <w:sz w:val="22"/>
+              </w:rPr>
+              <w:t>TXT</w:t>
+            </w:r>
+            <w:r>
+              <w:rPr>
+                <w:rFonts w:ascii="Times New Roman" w:eastAsia="微軟正黑體" w:hAnsi="Times New Roman" w:cs="新細明體"/>
+                <w:b/>
+                <w:bCs/>
+                <w:kern w:val="0"/>
+                <w:sz w:val="22"/>
+              </w:rPr>
+              <w:t>題目格式說明</w:t>
+            </w:r>
+            <w:r>
+              <w:rPr>
+                <w:rFonts w:ascii="Times New Roman" w:eastAsia="微軟正黑體" w:hAnsi="Times New Roman" w:cs="新細明體"/>
+                <w:b/>
+                <w:bCs/>
+                <w:kern w:val="0"/>
+                <w:sz w:val="22"/>
+              </w:rPr>
+              <w:t>.md</w:t>
+            </w:r>
+            <w:r>
+              <w:rPr>
+                <w:rFonts w:ascii="Times New Roman" w:eastAsia="微軟正黑體" w:hAnsi="Times New Roman" w:cs="新細明體" w:hint="eastAsia"/>
+                <w:b/>
+                <w:bCs/>
+                <w:kern w:val="0"/>
+                <w:sz w:val="22"/>
+              </w:rPr>
+              <w:t>說明</w:t>
+            </w:r>
           </w:p>
         </w:tc>
         <w:tc>
@@ -7743,6 +7585,7 @@
     <w:p>
       <w:pPr>
         <w:widowControl/>
+        <w:spacing w:beforeLines="25" w:before="90" w:afterLines="50" w:after="180" w:line="360" w:lineRule="exact"/>
         <w:outlineLvl w:val="1"/>
         <w:rPr>
           <w:rFonts w:ascii="Times New Roman" w:eastAsia="微軟正黑體" w:hAnsi="Times New Roman" w:cs="新細明體"/>
@@ -8395,6 +8238,7 @@
       </w:tr>
       <w:tr>
         <w:trPr>
+          <w:trHeight w:val="455"/>
           <w:tblHeader/>
         </w:trPr>
         <w:tc>
@@ -8746,6 +8590,7 @@
       </w:tr>
       <w:tr>
         <w:trPr>
+          <w:trHeight w:val="454"/>
           <w:tblHeader/>
         </w:trPr>
         <w:tc>
@@ -8827,6 +8672,114 @@
                 <w:sz w:val="22"/>
               </w:rPr>
               <w:t>驗證「單位管理」、「分類管理」與「人員管理」之增刪改查。</w:t>
+            </w:r>
+          </w:p>
+        </w:tc>
+        <w:tc>
+          <w:tcPr>
+            <w:tcW w:w="273" w:type="pct"/>
+            <w:vAlign w:val="center"/>
+          </w:tcPr>
+          <w:p>
+            <w:pPr>
+              <w:widowControl/>
+              <w:spacing w:afterLines="15" w:after="54" w:line="240" w:lineRule="exact"/>
+              <w:ind w:leftChars="15" w:left="36"/>
+              <w:rPr>
+                <w:rFonts w:ascii="Times New Roman" w:eastAsia="微軟正黑體" w:hAnsi="Times New Roman" w:cs="新細明體"/>
+                <w:kern w:val="0"/>
+                <w:sz w:val="22"/>
+              </w:rPr>
+            </w:pPr>
+          </w:p>
+        </w:tc>
+      </w:tr>
+      <w:tr>
+        <w:trPr>
+          <w:trHeight w:val="454"/>
+          <w:tblHeader/>
+        </w:trPr>
+        <w:tc>
+          <w:tcPr>
+            <w:tcW w:w="483" w:type="pct"/>
+            <w:vAlign w:val="center"/>
+          </w:tcPr>
+          <w:p>
+            <w:pPr>
+              <w:widowControl/>
+              <w:spacing w:afterLines="15" w:after="54" w:line="240" w:lineRule="exact"/>
+              <w:ind w:leftChars="15" w:left="36"/>
+              <w:rPr>
+                <w:rFonts w:ascii="Times New Roman" w:eastAsia="微軟正黑體" w:hAnsi="Times New Roman" w:cs="新細明體"/>
+                <w:b/>
+                <w:bCs/>
+                <w:kern w:val="0"/>
+                <w:sz w:val="22"/>
+              </w:rPr>
+            </w:pPr>
+            <w:r>
+              <w:rPr>
+                <w:rFonts w:ascii="Times New Roman" w:eastAsia="微軟正黑體" w:hAnsi="Times New Roman" w:cs="新細明體"/>
+                <w:b/>
+                <w:bCs/>
+                <w:kern w:val="0"/>
+                <w:sz w:val="22"/>
+              </w:rPr>
+              <w:t>ADM-02</w:t>
+            </w:r>
+          </w:p>
+        </w:tc>
+        <w:tc>
+          <w:tcPr>
+            <w:tcW w:w="835" w:type="pct"/>
+            <w:vAlign w:val="center"/>
+          </w:tcPr>
+          <w:p>
+            <w:pPr>
+              <w:widowControl/>
+              <w:spacing w:afterLines="15" w:after="54" w:line="240" w:lineRule="exact"/>
+              <w:ind w:leftChars="15" w:left="36"/>
+              <w:rPr>
+                <w:rFonts w:ascii="Times New Roman" w:eastAsia="微軟正黑體" w:hAnsi="Times New Roman" w:cs="新細明體"/>
+                <w:kern w:val="0"/>
+                <w:sz w:val="22"/>
+              </w:rPr>
+            </w:pPr>
+            <w:r>
+              <w:rPr>
+                <w:rFonts w:ascii="Times New Roman" w:eastAsia="微軟正黑體" w:hAnsi="Times New Roman" w:cs="新細明體"/>
+                <w:b/>
+                <w:bCs/>
+                <w:kern w:val="0"/>
+                <w:sz w:val="22"/>
+              </w:rPr>
+              <w:t>職務與配置</w:t>
+            </w:r>
+          </w:p>
+        </w:tc>
+        <w:tc>
+          <w:tcPr>
+            <w:tcW w:w="3409" w:type="pct"/>
+            <w:vAlign w:val="center"/>
+          </w:tcPr>
+          <w:p>
+            <w:pPr>
+              <w:widowControl/>
+              <w:spacing w:afterLines="15" w:after="54" w:line="240" w:lineRule="exact"/>
+              <w:ind w:leftChars="15" w:left="36"/>
+              <w:rPr>
+                <w:rFonts w:ascii="Times New Roman" w:eastAsia="微軟正黑體" w:hAnsi="Times New Roman" w:cs="新細明體"/>
+                <w:kern w:val="0"/>
+                <w:sz w:val="22"/>
+              </w:rPr>
+            </w:pPr>
+            <w:r>
+              <w:rPr>
+                <w:rFonts w:ascii="Times New Roman" w:eastAsia="微軟正黑體" w:hAnsi="Times New Roman" w:cs="新細明體"/>
+                <w:kern w:val="0"/>
+                <w:sz w:val="22"/>
+              </w:rPr>
+              <w:t>驗證「職務管理」設定之職務，能正確出現在人員管理的下拉選單中。</w:t>
             </w:r>
           </w:p>
         </w:tc>
@@ -8879,7 +8832,7 @@
                 <w:kern w:val="0"/>
                 <w:sz w:val="22"/>
               </w:rPr>
-              <w:t>ADM-02</w:t>
+              <w:t>ADM-03</w:t>
             </w:r>
           </w:p>
         </w:tc>
@@ -8907,7 +8860,7 @@
                 <w:kern w:val="0"/>
                 <w:sz w:val="22"/>
               </w:rPr>
-              <w:t>職務與配置</w:t>
+              <w:t>角色權限群組</w:t>
             </w:r>
           </w:p>
         </w:tc>
@@ -8933,7 +8886,7 @@
                 <w:kern w:val="0"/>
                 <w:sz w:val="22"/>
               </w:rPr>
-              <w:t>驗證「職務管理」設定之職務，能正確出現在人員管理的下拉選單中。</w:t>
+              <w:t>設定特定角色（如：教練）僅能存取「訓練計畫」與「考卷工坊」選單。</w:t>
             </w:r>
           </w:p>
         </w:tc>
@@ -8986,7 +8939,7 @@
                 <w:kern w:val="0"/>
                 <w:sz w:val="22"/>
               </w:rPr>
-              <w:t>ADM-03</w:t>
+              <w:t>ADM-04</w:t>
             </w:r>
           </w:p>
         </w:tc>
@@ -9014,7 +8967,7 @@
                 <w:kern w:val="0"/>
                 <w:sz w:val="22"/>
               </w:rPr>
-              <w:t>角色權限群組</w:t>
+              <w:t>資料範圍權限</w:t>
             </w:r>
           </w:p>
         </w:tc>
@@ -9040,7 +8993,7 @@
                 <w:kern w:val="0"/>
                 <w:sz w:val="22"/>
               </w:rPr>
-              <w:t>設定特定角色（如：教練）僅能存取「訓練計畫」與「考卷工坊」選單。</w:t>
+              <w:t>透過「角色部門權限」設定，驗證該角色登入後是否僅能看到獲授權部門之資料。</w:t>
             </w:r>
           </w:p>
         </w:tc>
@@ -9093,7 +9046,7 @@
                 <w:kern w:val="0"/>
                 <w:sz w:val="22"/>
               </w:rPr>
-              <w:t>ADM-04</w:t>
+              <w:t>ADM-05</w:t>
             </w:r>
           </w:p>
         </w:tc>
@@ -9121,69 +9074,9 @@
                 <w:kern w:val="0"/>
                 <w:sz w:val="22"/>
               </w:rPr>
-              <w:t>資料範圍權限</w:t>
-            </w:r>
-          </w:p>
-        </w:tc>
-        <w:tc>
-          <w:tcPr>
-            <w:tcW w:w="3409" w:type="pct"/>
-            <w:vAlign w:val="center"/>
-          </w:tcPr>
-          <w:p>
-            <w:pPr>
-              <w:widowControl/>
-              <w:spacing w:afterLines="15" w:after="54" w:line="240" w:lineRule="exact"/>
-              <w:ind w:leftChars="15" w:left="36"/>
-              <w:rPr>
-                <w:rFonts w:ascii="Times New Roman" w:eastAsia="微軟正黑體" w:hAnsi="Times New Roman" w:cs="新細明體"/>
-                <w:kern w:val="0"/>
-                <w:sz w:val="22"/>
-              </w:rPr>
-            </w:pPr>
-            <w:r>
-              <w:rPr>
-                <w:rFonts w:ascii="Times New Roman" w:eastAsia="微軟正黑體" w:hAnsi="Times New Roman" w:cs="新細明體"/>
-                <w:kern w:val="0"/>
-                <w:sz w:val="22"/>
-              </w:rPr>
-              <w:t>透過「角色部門權限」設定，驗證該角色登入後是否僅能看到獲授權部門之資料。</w:t>
-            </w:r>
-          </w:p>
-        </w:tc>
-        <w:tc>
-          <w:tcPr>
-            <w:tcW w:w="273" w:type="pct"/>
-            <w:vAlign w:val="center"/>
-          </w:tcPr>
-          <w:p>
-            <w:pPr>
-              <w:widowControl/>
-              <w:spacing w:afterLines="15" w:after="54" w:line="240" w:lineRule="exact"/>
-              <w:ind w:leftChars="15" w:left="36"/>
-              <w:rPr>
-                <w:rFonts w:ascii="Times New Roman" w:eastAsia="微軟正黑體" w:hAnsi="Times New Roman" w:cs="新細明體"/>
-                <w:kern w:val="0"/>
-                <w:sz w:val="22"/>
-              </w:rPr>
-            </w:pPr>
-          </w:p>
-        </w:tc>
-      </w:tr>
-      <w:tr>
-        <w:trPr>
-          <w:tblHeader/>
-        </w:trPr>
-        <w:tc>
-          <w:tcPr>
-            <w:tcW w:w="483" w:type="pct"/>
-            <w:vAlign w:val="center"/>
-          </w:tcPr>
-          <w:p>
-            <w:pPr>
-              <w:widowControl/>
-              <w:spacing w:afterLines="15" w:after="54" w:line="240" w:lineRule="exact"/>
-              <w:ind w:leftChars="15" w:left="36"/>
+              <w:t xml:space="preserve">Admin </w:t>
+            </w:r>
+            <w:r>
               <w:rPr>
                 <w:rFonts w:ascii="Times New Roman" w:eastAsia="微軟正黑體" w:hAnsi="Times New Roman" w:cs="新細明體"/>
                 <w:b/>
@@ -9191,6 +9084,25 @@
                 <w:kern w:val="0"/>
                 <w:sz w:val="22"/>
               </w:rPr>
+              <w:t>唯一性</w:t>
+            </w:r>
+          </w:p>
+        </w:tc>
+        <w:tc>
+          <w:tcPr>
+            <w:tcW w:w="3409" w:type="pct"/>
+            <w:vAlign w:val="center"/>
+          </w:tcPr>
+          <w:p>
+            <w:pPr>
+              <w:widowControl/>
+              <w:spacing w:afterLines="15" w:after="54" w:line="240" w:lineRule="exact"/>
+              <w:ind w:leftChars="15" w:left="36"/>
+              <w:rPr>
+                <w:rFonts w:ascii="Times New Roman" w:eastAsia="微軟正黑體" w:hAnsi="Times New Roman" w:cs="新細明體"/>
+                <w:kern w:val="0"/>
+                <w:sz w:val="22"/>
+              </w:rPr>
             </w:pPr>
             <w:r>
               <w:rPr>
@@ -9200,72 +9112,6 @@
                 <w:kern w:val="0"/>
                 <w:sz w:val="22"/>
               </w:rPr>
-              <w:t>ADM-05</w:t>
-            </w:r>
-          </w:p>
-        </w:tc>
-        <w:tc>
-          <w:tcPr>
-            <w:tcW w:w="835" w:type="pct"/>
-            <w:vAlign w:val="center"/>
-          </w:tcPr>
-          <w:p>
-            <w:pPr>
-              <w:widowControl/>
-              <w:spacing w:afterLines="15" w:after="54" w:line="240" w:lineRule="exact"/>
-              <w:ind w:leftChars="15" w:left="36"/>
-              <w:rPr>
-                <w:rFonts w:ascii="Times New Roman" w:eastAsia="微軟正黑體" w:hAnsi="Times New Roman" w:cs="新細明體"/>
-                <w:kern w:val="0"/>
-                <w:sz w:val="22"/>
-              </w:rPr>
-            </w:pPr>
-            <w:r>
-              <w:rPr>
-                <w:rFonts w:ascii="Times New Roman" w:eastAsia="微軟正黑體" w:hAnsi="Times New Roman" w:cs="新細明體"/>
-                <w:b/>
-                <w:bCs/>
-                <w:kern w:val="0"/>
-                <w:sz w:val="22"/>
-              </w:rPr>
-              <w:t xml:space="preserve">Admin </w:t>
-            </w:r>
-            <w:r>
-              <w:rPr>
-                <w:rFonts w:ascii="Times New Roman" w:eastAsia="微軟正黑體" w:hAnsi="Times New Roman" w:cs="新細明體"/>
-                <w:b/>
-                <w:bCs/>
-                <w:kern w:val="0"/>
-                <w:sz w:val="22"/>
-              </w:rPr>
-              <w:t>唯一性</w:t>
-            </w:r>
-          </w:p>
-        </w:tc>
-        <w:tc>
-          <w:tcPr>
-            <w:tcW w:w="3409" w:type="pct"/>
-            <w:vAlign w:val="center"/>
-          </w:tcPr>
-          <w:p>
-            <w:pPr>
-              <w:widowControl/>
-              <w:spacing w:afterLines="15" w:after="54" w:line="240" w:lineRule="exact"/>
-              <w:ind w:leftChars="15" w:left="36"/>
-              <w:rPr>
-                <w:rFonts w:ascii="Times New Roman" w:eastAsia="微軟正黑體" w:hAnsi="Times New Roman" w:cs="新細明體"/>
-                <w:kern w:val="0"/>
-                <w:sz w:val="22"/>
-              </w:rPr>
-            </w:pPr>
-            <w:r>
-              <w:rPr>
-                <w:rFonts w:ascii="Times New Roman" w:eastAsia="微軟正黑體" w:hAnsi="Times New Roman" w:cs="新細明體"/>
-                <w:b/>
-                <w:bCs/>
-                <w:kern w:val="0"/>
-                <w:sz w:val="22"/>
-              </w:rPr>
               <w:t>(Negative Test)</w:t>
             </w:r>
             <w:r>
@@ -9300,6 +9146,18 @@
               </w:rPr>
               <w:t>」帳號名稱。</w:t>
             </w:r>
+          </w:p>
+          <w:p>
+            <w:pPr>
+              <w:widowControl/>
+              <w:spacing w:afterLines="15" w:after="54" w:line="240" w:lineRule="exact"/>
+              <w:ind w:leftChars="15" w:left="36"/>
+              <w:rPr>
+                <w:rFonts w:ascii="Times New Roman" w:eastAsia="微軟正黑體" w:hAnsi="Times New Roman" w:cs="新細明體"/>
+                <w:kern w:val="0"/>
+                <w:sz w:val="22"/>
+              </w:rPr>
+            </w:pPr>
             <w:r>
               <w:rPr>
                 <w:rFonts w:ascii="Times New Roman" w:eastAsia="微軟正黑體" w:hAnsi="Times New Roman" w:cs="新細明體"/>

--- a/1.docs/系統測試/20260516_教育訓練系統使用者驗證測試.docx
+++ b/1.docs/系統測試/20260516_教育訓練系統使用者驗證測試.docx
@@ -274,7 +274,27 @@
           <w:kern w:val="0"/>
           <w:szCs w:val="24"/>
         </w:rPr>
-        <w:t>瀏覽器環境：</w:t>
+        <w:t>瀏覽器環境</w:t>
+      </w:r>
+      <w:r>
+        <w:rPr>
+          <w:rFonts w:ascii="Times New Roman" w:eastAsia="微軟正黑體" w:hAnsi="Times New Roman" w:cs="新細明體" w:hint="eastAsia"/>
+          <w:b/>
+          <w:bCs/>
+          <w:kern w:val="0"/>
+          <w:szCs w:val="24"/>
+        </w:rPr>
+        <w:t>及網址</w:t>
+      </w:r>
+      <w:r>
+        <w:rPr>
+          <w:rFonts w:ascii="Times New Roman" w:eastAsia="微軟正黑體" w:hAnsi="Times New Roman" w:cs="新細明體"/>
+          <w:b/>
+          <w:bCs/>
+          <w:kern w:val="0"/>
+          <w:szCs w:val="24"/>
+        </w:rPr>
+        <w:t>：</w:t>
       </w:r>
       <w:r>
         <w:rPr>
@@ -493,6 +513,7 @@
               <w:bottom w:val="outset" w:sz="6" w:space="0" w:color="auto"/>
               <w:right w:val="outset" w:sz="6" w:space="0" w:color="auto"/>
             </w:tcBorders>
+            <w:shd w:val="clear" w:color="auto" w:fill="F2F2F2" w:themeFill="background1" w:themeFillShade="F2"/>
             <w:vAlign w:val="center"/>
             <w:hideMark/>
           </w:tcPr>
@@ -527,6 +548,7 @@
               <w:bottom w:val="outset" w:sz="6" w:space="0" w:color="auto"/>
               <w:right w:val="outset" w:sz="6" w:space="0" w:color="auto"/>
             </w:tcBorders>
+            <w:shd w:val="clear" w:color="auto" w:fill="F2F2F2" w:themeFill="background1" w:themeFillShade="F2"/>
             <w:vAlign w:val="center"/>
             <w:hideMark/>
           </w:tcPr>
@@ -561,6 +583,7 @@
               <w:bottom w:val="outset" w:sz="6" w:space="0" w:color="auto"/>
               <w:right w:val="outset" w:sz="6" w:space="0" w:color="auto"/>
             </w:tcBorders>
+            <w:shd w:val="clear" w:color="auto" w:fill="F2F2F2" w:themeFill="background1" w:themeFillShade="F2"/>
             <w:vAlign w:val="center"/>
             <w:hideMark/>
           </w:tcPr>
@@ -595,6 +618,7 @@
               <w:bottom w:val="outset" w:sz="6" w:space="0" w:color="auto"/>
               <w:right w:val="outset" w:sz="6" w:space="0" w:color="auto"/>
             </w:tcBorders>
+            <w:shd w:val="clear" w:color="auto" w:fill="F2F2F2" w:themeFill="background1" w:themeFillShade="F2"/>
             <w:vAlign w:val="center"/>
             <w:hideMark/>
           </w:tcPr>
@@ -629,6 +653,7 @@
               <w:bottom w:val="outset" w:sz="6" w:space="0" w:color="auto"/>
               <w:right w:val="outset" w:sz="6" w:space="0" w:color="auto"/>
             </w:tcBorders>
+            <w:shd w:val="clear" w:color="auto" w:fill="F2F2F2" w:themeFill="background1" w:themeFillShade="F2"/>
             <w:vAlign w:val="center"/>
             <w:hideMark/>
           </w:tcPr>
@@ -666,13 +691,12 @@
               <w:right w:val="outset" w:sz="6" w:space="0" w:color="auto"/>
             </w:tcBorders>
             <w:vAlign w:val="center"/>
-            <w:hideMark/>
-          </w:tcPr>
-          <w:p>
-            <w:pPr>
-              <w:widowControl/>
-              <w:spacing w:afterLines="15" w:after="54" w:line="240" w:lineRule="exact"/>
-              <w:ind w:leftChars="15" w:left="36" w:rightChars="15" w:right="36"/>
+          </w:tcPr>
+          <w:p>
+            <w:pPr>
+              <w:widowControl/>
+              <w:spacing w:afterLines="15" w:after="54" w:line="240" w:lineRule="exact"/>
+              <w:ind w:leftChars="25" w:left="60" w:rightChars="15" w:right="36"/>
               <w:rPr>
                 <w:rFonts w:ascii="Times New Roman" w:eastAsia="微軟正黑體" w:hAnsi="Times New Roman" w:cs="新細明體"/>
                 <w:kern w:val="0"/>
@@ -701,22 +725,23 @@
               <w:right w:val="outset" w:sz="6" w:space="0" w:color="auto"/>
             </w:tcBorders>
             <w:vAlign w:val="center"/>
-            <w:hideMark/>
-          </w:tcPr>
-          <w:p>
-            <w:pPr>
-              <w:widowControl/>
-              <w:spacing w:afterLines="15" w:after="54" w:line="240" w:lineRule="exact"/>
-              <w:ind w:left="15" w:rightChars="15" w:right="36"/>
-              <w:rPr>
-                <w:rFonts w:ascii="Times New Roman" w:eastAsia="微軟正黑體" w:hAnsi="Times New Roman" w:cs="新細明體"/>
-                <w:kern w:val="0"/>
-                <w:sz w:val="22"/>
-              </w:rPr>
-            </w:pPr>
-            <w:r>
-              <w:rPr>
-                <w:rFonts w:ascii="Times New Roman" w:eastAsia="微軟正黑體" w:hAnsi="Times New Roman" w:cs="新細明體"/>
+          </w:tcPr>
+          <w:p>
+            <w:pPr>
+              <w:widowControl/>
+              <w:spacing w:afterLines="15" w:after="54" w:line="240" w:lineRule="exact"/>
+              <w:ind w:leftChars="25" w:left="60" w:rightChars="15" w:right="36"/>
+              <w:rPr>
+                <w:rFonts w:ascii="Times New Roman" w:eastAsia="微軟正黑體" w:hAnsi="Times New Roman" w:cs="新細明體"/>
+                <w:kern w:val="0"/>
+                <w:sz w:val="22"/>
+              </w:rPr>
+            </w:pPr>
+            <w:r>
+              <w:rPr>
+                <w:rFonts w:ascii="Times New Roman" w:eastAsia="微軟正黑體" w:hAnsi="Times New Roman" w:cs="新細明體"/>
+                <w:b/>
+                <w:bCs/>
                 <w:kern w:val="0"/>
                 <w:sz w:val="22"/>
               </w:rPr>
@@ -734,13 +759,12 @@
               <w:right w:val="outset" w:sz="6" w:space="0" w:color="auto"/>
             </w:tcBorders>
             <w:vAlign w:val="center"/>
-            <w:hideMark/>
-          </w:tcPr>
-          <w:p>
-            <w:pPr>
-              <w:widowControl/>
-              <w:spacing w:afterLines="15" w:after="54" w:line="240" w:lineRule="exact"/>
-              <w:ind w:left="15" w:rightChars="15" w:right="36"/>
+          </w:tcPr>
+          <w:p>
+            <w:pPr>
+              <w:widowControl/>
+              <w:spacing w:afterLines="15" w:after="54" w:line="240" w:lineRule="exact"/>
+              <w:ind w:leftChars="25" w:left="60" w:rightChars="15" w:right="36"/>
               <w:rPr>
                 <w:rFonts w:ascii="Times New Roman" w:eastAsia="微軟正黑體" w:hAnsi="Times New Roman" w:cs="新細明體"/>
                 <w:kern w:val="0"/>
@@ -767,13 +791,12 @@
               <w:right w:val="outset" w:sz="6" w:space="0" w:color="auto"/>
             </w:tcBorders>
             <w:vAlign w:val="center"/>
-            <w:hideMark/>
-          </w:tcPr>
-          <w:p>
-            <w:pPr>
-              <w:widowControl/>
-              <w:spacing w:afterLines="15" w:after="54" w:line="240" w:lineRule="exact"/>
-              <w:ind w:left="15" w:rightChars="15" w:right="36"/>
+          </w:tcPr>
+          <w:p>
+            <w:pPr>
+              <w:widowControl/>
+              <w:spacing w:afterLines="15" w:after="54" w:line="240" w:lineRule="exact"/>
+              <w:ind w:leftChars="25" w:left="60" w:rightChars="15" w:right="36"/>
               <w:rPr>
                 <w:rFonts w:ascii="Times New Roman" w:eastAsia="微軟正黑體" w:hAnsi="Times New Roman" w:cs="新細明體"/>
                 <w:kern w:val="0"/>
@@ -801,7 +824,7 @@
             <w:pPr>
               <w:widowControl/>
               <w:spacing w:afterLines="15" w:after="54" w:line="240" w:lineRule="exact"/>
-              <w:ind w:left="15" w:rightChars="15" w:right="36"/>
+              <w:ind w:leftChars="25" w:left="60" w:rightChars="15" w:right="36"/>
               <w:rPr>
                 <w:rFonts w:ascii="Times New Roman" w:eastAsia="微軟正黑體" w:hAnsi="Times New Roman" w:cs="新細明體"/>
                 <w:kern w:val="0"/>
@@ -836,7 +859,6 @@
               <w:right w:val="outset" w:sz="6" w:space="0" w:color="auto"/>
             </w:tcBorders>
             <w:vAlign w:val="center"/>
-            <w:hideMark/>
           </w:tcPr>
           <w:p>
             <w:pPr>
@@ -863,20 +885,12 @@
               <w:right w:val="outset" w:sz="6" w:space="0" w:color="auto"/>
             </w:tcBorders>
             <w:vAlign w:val="center"/>
-            <w:hideMark/>
-          </w:tcPr>
-          <w:p>
-            <w:pPr>
-              <w:widowControl/>
-              <w:spacing w:afterLines="15" w:after="54" w:line="240" w:lineRule="exact"/>
-              <w:ind w:leftChars="15" w:left="36" w:rightChars="15" w:right="36"/>
-              <w:rPr>
-                <w:rFonts w:ascii="Times New Roman" w:eastAsia="微軟正黑體" w:hAnsi="Times New Roman" w:cs="新細明體"/>
-                <w:kern w:val="0"/>
-                <w:sz w:val="22"/>
-              </w:rPr>
-            </w:pPr>
-            <w:r>
+          </w:tcPr>
+          <w:p>
+            <w:pPr>
+              <w:widowControl/>
+              <w:spacing w:afterLines="15" w:after="54" w:line="240" w:lineRule="exact"/>
+              <w:ind w:leftChars="25" w:left="60" w:rightChars="15" w:right="36"/>
               <w:rPr>
                 <w:rFonts w:ascii="Times New Roman" w:eastAsia="微軟正黑體" w:hAnsi="Times New Roman" w:cs="新細明體"/>
                 <w:b/>
@@ -884,6 +898,15 @@
                 <w:kern w:val="0"/>
                 <w:sz w:val="22"/>
               </w:rPr>
+            </w:pPr>
+            <w:r>
+              <w:rPr>
+                <w:rFonts w:ascii="Times New Roman" w:eastAsia="微軟正黑體" w:hAnsi="Times New Roman" w:cs="新細明體"/>
+                <w:b/>
+                <w:bCs/>
+                <w:kern w:val="0"/>
+                <w:sz w:val="22"/>
+              </w:rPr>
               <w:t>LG-02</w:t>
             </w:r>
           </w:p>
@@ -898,22 +921,25 @@
               <w:right w:val="outset" w:sz="6" w:space="0" w:color="auto"/>
             </w:tcBorders>
             <w:vAlign w:val="center"/>
-            <w:hideMark/>
-          </w:tcPr>
-          <w:p>
-            <w:pPr>
-              <w:widowControl/>
-              <w:spacing w:afterLines="15" w:after="54" w:line="240" w:lineRule="exact"/>
-              <w:ind w:left="15" w:rightChars="15" w:right="36"/>
-              <w:rPr>
-                <w:rFonts w:ascii="Times New Roman" w:eastAsia="微軟正黑體" w:hAnsi="Times New Roman" w:cs="新細明體"/>
-                <w:kern w:val="0"/>
-                <w:sz w:val="22"/>
-              </w:rPr>
-            </w:pPr>
-            <w:r>
-              <w:rPr>
-                <w:rFonts w:ascii="Times New Roman" w:eastAsia="微軟正黑體" w:hAnsi="Times New Roman" w:cs="新細明體"/>
+          </w:tcPr>
+          <w:p>
+            <w:pPr>
+              <w:widowControl/>
+              <w:spacing w:afterLines="15" w:after="54" w:line="240" w:lineRule="exact"/>
+              <w:ind w:leftChars="25" w:left="60" w:rightChars="15" w:right="36"/>
+              <w:rPr>
+                <w:rFonts w:ascii="Times New Roman" w:eastAsia="微軟正黑體" w:hAnsi="Times New Roman" w:cs="新細明體"/>
+                <w:b/>
+                <w:bCs/>
+                <w:kern w:val="0"/>
+                <w:sz w:val="22"/>
+              </w:rPr>
+            </w:pPr>
+            <w:r>
+              <w:rPr>
+                <w:rFonts w:ascii="Times New Roman" w:eastAsia="微軟正黑體" w:hAnsi="Times New Roman" w:cs="新細明體"/>
+                <w:b/>
+                <w:bCs/>
                 <w:kern w:val="0"/>
                 <w:sz w:val="22"/>
               </w:rPr>
@@ -931,13 +957,12 @@
               <w:right w:val="outset" w:sz="6" w:space="0" w:color="auto"/>
             </w:tcBorders>
             <w:vAlign w:val="center"/>
-            <w:hideMark/>
-          </w:tcPr>
-          <w:p>
-            <w:pPr>
-              <w:widowControl/>
-              <w:spacing w:afterLines="15" w:after="54" w:line="240" w:lineRule="exact"/>
-              <w:ind w:left="15" w:rightChars="15" w:right="36"/>
+          </w:tcPr>
+          <w:p>
+            <w:pPr>
+              <w:widowControl/>
+              <w:spacing w:afterLines="15" w:after="54" w:line="240" w:lineRule="exact"/>
+              <w:ind w:leftChars="25" w:left="60" w:rightChars="15" w:right="36"/>
               <w:rPr>
                 <w:rFonts w:ascii="Times New Roman" w:eastAsia="微軟正黑體" w:hAnsi="Times New Roman" w:cs="新細明體"/>
                 <w:kern w:val="0"/>
@@ -980,13 +1005,12 @@
               <w:right w:val="outset" w:sz="6" w:space="0" w:color="auto"/>
             </w:tcBorders>
             <w:vAlign w:val="center"/>
-            <w:hideMark/>
-          </w:tcPr>
-          <w:p>
-            <w:pPr>
-              <w:widowControl/>
-              <w:spacing w:afterLines="15" w:after="54" w:line="240" w:lineRule="exact"/>
-              <w:ind w:left="15" w:rightChars="15" w:right="36"/>
+          </w:tcPr>
+          <w:p>
+            <w:pPr>
+              <w:widowControl/>
+              <w:spacing w:afterLines="15" w:after="54" w:line="240" w:lineRule="exact"/>
+              <w:ind w:leftChars="25" w:left="60" w:rightChars="15" w:right="36"/>
               <w:rPr>
                 <w:rFonts w:ascii="Times New Roman" w:eastAsia="微軟正黑體" w:hAnsi="Times New Roman" w:cs="新細明體"/>
                 <w:kern w:val="0"/>
@@ -1029,7 +1053,6 @@
               <w:right w:val="outset" w:sz="6" w:space="0" w:color="auto"/>
             </w:tcBorders>
             <w:vAlign w:val="center"/>
-            <w:hideMark/>
           </w:tcPr>
           <w:p>
             <w:pPr>
@@ -1056,20 +1079,12 @@
               <w:right w:val="outset" w:sz="6" w:space="0" w:color="auto"/>
             </w:tcBorders>
             <w:vAlign w:val="center"/>
-            <w:hideMark/>
           </w:tcPr>
           <w:p>
             <w:pPr>
               <w:widowControl/>
               <w:spacing w:afterLines="15" w:after="54" w:line="240" w:lineRule="exact"/>
               <w:ind w:leftChars="15" w:left="36" w:rightChars="15" w:right="36"/>
-              <w:rPr>
-                <w:rFonts w:ascii="Times New Roman" w:eastAsia="微軟正黑體" w:hAnsi="Times New Roman" w:cs="新細明體"/>
-                <w:kern w:val="0"/>
-                <w:sz w:val="22"/>
-              </w:rPr>
-            </w:pPr>
-            <w:r>
               <w:rPr>
                 <w:rFonts w:ascii="Times New Roman" w:eastAsia="微軟正黑體" w:hAnsi="Times New Roman" w:cs="新細明體"/>
                 <w:b/>
@@ -1077,6 +1092,15 @@
                 <w:kern w:val="0"/>
                 <w:sz w:val="22"/>
               </w:rPr>
+            </w:pPr>
+            <w:r>
+              <w:rPr>
+                <w:rFonts w:ascii="Times New Roman" w:eastAsia="微軟正黑體" w:hAnsi="Times New Roman" w:cs="新細明體"/>
+                <w:b/>
+                <w:bCs/>
+                <w:kern w:val="0"/>
+                <w:sz w:val="22"/>
+              </w:rPr>
               <w:t>LG-03</w:t>
             </w:r>
           </w:p>
@@ -1091,7 +1115,6 @@
               <w:right w:val="outset" w:sz="6" w:space="0" w:color="auto"/>
             </w:tcBorders>
             <w:vAlign w:val="center"/>
-            <w:hideMark/>
           </w:tcPr>
           <w:p>
             <w:pPr>
@@ -1100,13 +1123,17 @@
               <w:ind w:left="15" w:rightChars="15" w:right="36"/>
               <w:rPr>
                 <w:rFonts w:ascii="Times New Roman" w:eastAsia="微軟正黑體" w:hAnsi="Times New Roman" w:cs="新細明體"/>
-                <w:kern w:val="0"/>
-                <w:sz w:val="22"/>
-              </w:rPr>
-            </w:pPr>
-            <w:r>
-              <w:rPr>
-                <w:rFonts w:ascii="Times New Roman" w:eastAsia="微軟正黑體" w:hAnsi="Times New Roman" w:cs="新細明體"/>
+                <w:b/>
+                <w:bCs/>
+                <w:kern w:val="0"/>
+                <w:sz w:val="22"/>
+              </w:rPr>
+            </w:pPr>
+            <w:r>
+              <w:rPr>
+                <w:rFonts w:ascii="Times New Roman" w:eastAsia="微軟正黑體" w:hAnsi="Times New Roman" w:cs="新細明體"/>
+                <w:b/>
+                <w:bCs/>
                 <w:kern w:val="0"/>
                 <w:sz w:val="22"/>
               </w:rPr>
@@ -1124,7 +1151,6 @@
               <w:right w:val="outset" w:sz="6" w:space="0" w:color="auto"/>
             </w:tcBorders>
             <w:vAlign w:val="center"/>
-            <w:hideMark/>
           </w:tcPr>
           <w:p>
             <w:pPr>
@@ -1157,7 +1183,6 @@
               <w:right w:val="outset" w:sz="6" w:space="0" w:color="auto"/>
             </w:tcBorders>
             <w:vAlign w:val="center"/>
-            <w:hideMark/>
           </w:tcPr>
           <w:p>
             <w:pPr>
@@ -1190,7 +1215,6 @@
               <w:right w:val="outset" w:sz="6" w:space="0" w:color="auto"/>
             </w:tcBorders>
             <w:vAlign w:val="center"/>
-            <w:hideMark/>
           </w:tcPr>
           <w:p>
             <w:pPr>
@@ -1217,20 +1241,12 @@
               <w:right w:val="outset" w:sz="6" w:space="0" w:color="auto"/>
             </w:tcBorders>
             <w:vAlign w:val="center"/>
-            <w:hideMark/>
           </w:tcPr>
           <w:p>
             <w:pPr>
               <w:widowControl/>
               <w:spacing w:afterLines="15" w:after="54" w:line="240" w:lineRule="exact"/>
               <w:ind w:leftChars="15" w:left="36" w:rightChars="15" w:right="36"/>
-              <w:rPr>
-                <w:rFonts w:ascii="Times New Roman" w:eastAsia="微軟正黑體" w:hAnsi="Times New Roman" w:cs="新細明體"/>
-                <w:kern w:val="0"/>
-                <w:sz w:val="22"/>
-              </w:rPr>
-            </w:pPr>
-            <w:r>
               <w:rPr>
                 <w:rFonts w:ascii="Times New Roman" w:eastAsia="微軟正黑體" w:hAnsi="Times New Roman" w:cs="新細明體"/>
                 <w:b/>
@@ -1238,6 +1254,15 @@
                 <w:kern w:val="0"/>
                 <w:sz w:val="22"/>
               </w:rPr>
+            </w:pPr>
+            <w:r>
+              <w:rPr>
+                <w:rFonts w:ascii="Times New Roman" w:eastAsia="微軟正黑體" w:hAnsi="Times New Roman" w:cs="新細明體"/>
+                <w:b/>
+                <w:bCs/>
+                <w:kern w:val="0"/>
+                <w:sz w:val="22"/>
+              </w:rPr>
               <w:t>LG-04</w:t>
             </w:r>
           </w:p>
@@ -1252,7 +1277,6 @@
               <w:right w:val="outset" w:sz="6" w:space="0" w:color="auto"/>
             </w:tcBorders>
             <w:vAlign w:val="center"/>
-            <w:hideMark/>
           </w:tcPr>
           <w:p>
             <w:pPr>
@@ -1261,13 +1285,17 @@
               <w:ind w:left="15" w:rightChars="15" w:right="36"/>
               <w:rPr>
                 <w:rFonts w:ascii="Times New Roman" w:eastAsia="微軟正黑體" w:hAnsi="Times New Roman" w:cs="新細明體"/>
-                <w:kern w:val="0"/>
-                <w:sz w:val="22"/>
-              </w:rPr>
-            </w:pPr>
-            <w:r>
-              <w:rPr>
-                <w:rFonts w:ascii="Times New Roman" w:eastAsia="微軟正黑體" w:hAnsi="Times New Roman" w:cs="新細明體"/>
+                <w:b/>
+                <w:bCs/>
+                <w:kern w:val="0"/>
+                <w:sz w:val="22"/>
+              </w:rPr>
+            </w:pPr>
+            <w:r>
+              <w:rPr>
+                <w:rFonts w:ascii="Times New Roman" w:eastAsia="微軟正黑體" w:hAnsi="Times New Roman" w:cs="新細明體"/>
+                <w:b/>
+                <w:bCs/>
                 <w:kern w:val="0"/>
                 <w:sz w:val="22"/>
               </w:rPr>
@@ -1285,7 +1313,6 @@
               <w:right w:val="outset" w:sz="6" w:space="0" w:color="auto"/>
             </w:tcBorders>
             <w:vAlign w:val="center"/>
-            <w:hideMark/>
           </w:tcPr>
           <w:p>
             <w:pPr>
@@ -1318,7 +1345,6 @@
               <w:right w:val="outset" w:sz="6" w:space="0" w:color="auto"/>
             </w:tcBorders>
             <w:vAlign w:val="center"/>
-            <w:hideMark/>
           </w:tcPr>
           <w:p>
             <w:pPr>
@@ -1351,7 +1377,6 @@
               <w:right w:val="outset" w:sz="6" w:space="0" w:color="auto"/>
             </w:tcBorders>
             <w:vAlign w:val="center"/>
-            <w:hideMark/>
           </w:tcPr>
           <w:p>
             <w:pPr>
@@ -1378,20 +1403,12 @@
               <w:right w:val="outset" w:sz="6" w:space="0" w:color="auto"/>
             </w:tcBorders>
             <w:vAlign w:val="center"/>
-            <w:hideMark/>
           </w:tcPr>
           <w:p>
             <w:pPr>
               <w:widowControl/>
               <w:spacing w:afterLines="15" w:after="54" w:line="240" w:lineRule="exact"/>
               <w:ind w:leftChars="15" w:left="36" w:rightChars="15" w:right="36"/>
-              <w:rPr>
-                <w:rFonts w:ascii="Times New Roman" w:eastAsia="微軟正黑體" w:hAnsi="Times New Roman" w:cs="新細明體"/>
-                <w:kern w:val="0"/>
-                <w:sz w:val="22"/>
-              </w:rPr>
-            </w:pPr>
-            <w:r>
               <w:rPr>
                 <w:rFonts w:ascii="Times New Roman" w:eastAsia="微軟正黑體" w:hAnsi="Times New Roman" w:cs="新細明體"/>
                 <w:b/>
@@ -1399,6 +1416,15 @@
                 <w:kern w:val="0"/>
                 <w:sz w:val="22"/>
               </w:rPr>
+            </w:pPr>
+            <w:r>
+              <w:rPr>
+                <w:rFonts w:ascii="Times New Roman" w:eastAsia="微軟正黑體" w:hAnsi="Times New Roman" w:cs="新細明體"/>
+                <w:b/>
+                <w:bCs/>
+                <w:kern w:val="0"/>
+                <w:sz w:val="22"/>
+              </w:rPr>
               <w:t>LG-05</w:t>
             </w:r>
           </w:p>
@@ -1413,7 +1439,6 @@
               <w:right w:val="outset" w:sz="6" w:space="0" w:color="auto"/>
             </w:tcBorders>
             <w:vAlign w:val="center"/>
-            <w:hideMark/>
           </w:tcPr>
           <w:p>
             <w:pPr>
@@ -1422,6 +1447,8 @@
               <w:ind w:left="15" w:rightChars="15" w:right="36"/>
               <w:rPr>
                 <w:rFonts w:ascii="Times New Roman" w:eastAsia="微軟正黑體" w:hAnsi="Times New Roman" w:cs="新細明體"/>
+                <w:b/>
+                <w:bCs/>
                 <w:kern w:val="0"/>
                 <w:sz w:val="22"/>
               </w:rPr>
@@ -1430,6 +1457,8 @@
             <w:r>
               <w:rPr>
                 <w:rFonts w:ascii="Times New Roman" w:eastAsia="微軟正黑體" w:hAnsi="Times New Roman" w:cs="新細明體"/>
+                <w:b/>
+                <w:bCs/>
                 <w:kern w:val="0"/>
                 <w:sz w:val="22"/>
               </w:rPr>
@@ -1439,6 +1468,8 @@
             <w:r>
               <w:rPr>
                 <w:rFonts w:ascii="Times New Roman" w:eastAsia="微軟正黑體" w:hAnsi="Times New Roman" w:cs="新細明體"/>
+                <w:b/>
+                <w:bCs/>
                 <w:kern w:val="0"/>
                 <w:sz w:val="22"/>
               </w:rPr>
@@ -1447,6 +1478,8 @@
             <w:r>
               <w:rPr>
                 <w:rFonts w:ascii="Times New Roman" w:eastAsia="微軟正黑體" w:hAnsi="Times New Roman" w:cs="新細明體"/>
+                <w:b/>
+                <w:bCs/>
                 <w:kern w:val="0"/>
                 <w:sz w:val="22"/>
               </w:rPr>
@@ -1455,6 +1488,8 @@
             <w:r>
               <w:rPr>
                 <w:rFonts w:ascii="Times New Roman" w:eastAsia="微軟正黑體" w:hAnsi="Times New Roman" w:cs="新細明體"/>
+                <w:b/>
+                <w:bCs/>
                 <w:kern w:val="0"/>
                 <w:sz w:val="22"/>
               </w:rPr>
@@ -1463,6 +1498,8 @@
             <w:r>
               <w:rPr>
                 <w:rFonts w:ascii="Times New Roman" w:eastAsia="微軟正黑體" w:hAnsi="Times New Roman" w:cs="新細明體"/>
+                <w:b/>
+                <w:bCs/>
                 <w:kern w:val="0"/>
                 <w:sz w:val="22"/>
               </w:rPr>
@@ -1471,6 +1508,8 @@
             <w:r>
               <w:rPr>
                 <w:rFonts w:ascii="Times New Roman" w:eastAsia="微軟正黑體" w:hAnsi="Times New Roman" w:cs="新細明體"/>
+                <w:b/>
+                <w:bCs/>
                 <w:kern w:val="0"/>
                 <w:sz w:val="22"/>
               </w:rPr>
@@ -1488,7 +1527,6 @@
               <w:right w:val="outset" w:sz="6" w:space="0" w:color="auto"/>
             </w:tcBorders>
             <w:vAlign w:val="center"/>
-            <w:hideMark/>
           </w:tcPr>
           <w:p>
             <w:pPr>
@@ -1563,7 +1601,6 @@
               <w:right w:val="outset" w:sz="6" w:space="0" w:color="auto"/>
             </w:tcBorders>
             <w:vAlign w:val="center"/>
-            <w:hideMark/>
           </w:tcPr>
           <w:p>
             <w:pPr>
@@ -1622,7 +1659,6 @@
               <w:right w:val="outset" w:sz="6" w:space="0" w:color="auto"/>
             </w:tcBorders>
             <w:vAlign w:val="center"/>
-            <w:hideMark/>
           </w:tcPr>
           <w:p>
             <w:pPr>
@@ -1649,20 +1685,12 @@
               <w:right w:val="outset" w:sz="6" w:space="0" w:color="auto"/>
             </w:tcBorders>
             <w:vAlign w:val="center"/>
-            <w:hideMark/>
           </w:tcPr>
           <w:p>
             <w:pPr>
               <w:widowControl/>
               <w:spacing w:afterLines="15" w:after="54" w:line="240" w:lineRule="exact"/>
               <w:ind w:leftChars="15" w:left="36" w:rightChars="15" w:right="36"/>
-              <w:rPr>
-                <w:rFonts w:ascii="Times New Roman" w:eastAsia="微軟正黑體" w:hAnsi="Times New Roman" w:cs="新細明體"/>
-                <w:kern w:val="0"/>
-                <w:sz w:val="22"/>
-              </w:rPr>
-            </w:pPr>
-            <w:r>
               <w:rPr>
                 <w:rFonts w:ascii="Times New Roman" w:eastAsia="微軟正黑體" w:hAnsi="Times New Roman" w:cs="新細明體"/>
                 <w:b/>
@@ -1670,6 +1698,15 @@
                 <w:kern w:val="0"/>
                 <w:sz w:val="22"/>
               </w:rPr>
+            </w:pPr>
+            <w:r>
+              <w:rPr>
+                <w:rFonts w:ascii="Times New Roman" w:eastAsia="微軟正黑體" w:hAnsi="Times New Roman" w:cs="新細明體"/>
+                <w:b/>
+                <w:bCs/>
+                <w:kern w:val="0"/>
+                <w:sz w:val="22"/>
+              </w:rPr>
               <w:t>LG-06</w:t>
             </w:r>
           </w:p>
@@ -1684,7 +1721,6 @@
               <w:right w:val="outset" w:sz="6" w:space="0" w:color="auto"/>
             </w:tcBorders>
             <w:vAlign w:val="center"/>
-            <w:hideMark/>
           </w:tcPr>
           <w:p>
             <w:pPr>
@@ -1693,6 +1729,8 @@
               <w:ind w:left="15" w:rightChars="15" w:right="36"/>
               <w:rPr>
                 <w:rFonts w:ascii="Times New Roman" w:eastAsia="微軟正黑體" w:hAnsi="Times New Roman" w:cs="新細明體"/>
+                <w:b/>
+                <w:bCs/>
                 <w:kern w:val="0"/>
                 <w:sz w:val="22"/>
               </w:rPr>
@@ -1701,6 +1739,8 @@
             <w:r>
               <w:rPr>
                 <w:rFonts w:ascii="Times New Roman" w:eastAsia="微軟正黑體" w:hAnsi="Times New Roman" w:cs="新細明體"/>
+                <w:b/>
+                <w:bCs/>
                 <w:kern w:val="0"/>
                 <w:sz w:val="22"/>
               </w:rPr>
@@ -1710,6 +1750,8 @@
             <w:r>
               <w:rPr>
                 <w:rFonts w:ascii="Times New Roman" w:eastAsia="微軟正黑體" w:hAnsi="Times New Roman" w:cs="新細明體"/>
+                <w:b/>
+                <w:bCs/>
                 <w:kern w:val="0"/>
                 <w:sz w:val="22"/>
               </w:rPr>
@@ -1718,6 +1760,8 @@
             <w:r>
               <w:rPr>
                 <w:rFonts w:ascii="Times New Roman" w:eastAsia="微軟正黑體" w:hAnsi="Times New Roman" w:cs="新細明體"/>
+                <w:b/>
+                <w:bCs/>
                 <w:kern w:val="0"/>
                 <w:sz w:val="22"/>
               </w:rPr>
@@ -1726,6 +1770,8 @@
             <w:r>
               <w:rPr>
                 <w:rFonts w:ascii="Times New Roman" w:eastAsia="微軟正黑體" w:hAnsi="Times New Roman" w:cs="新細明體"/>
+                <w:b/>
+                <w:bCs/>
                 <w:kern w:val="0"/>
                 <w:sz w:val="22"/>
               </w:rPr>
@@ -1734,6 +1780,8 @@
             <w:r>
               <w:rPr>
                 <w:rFonts w:ascii="Times New Roman" w:eastAsia="微軟正黑體" w:hAnsi="Times New Roman" w:cs="新細明體"/>
+                <w:b/>
+                <w:bCs/>
                 <w:kern w:val="0"/>
                 <w:sz w:val="22"/>
               </w:rPr>
@@ -1742,6 +1790,8 @@
             <w:r>
               <w:rPr>
                 <w:rFonts w:ascii="Times New Roman" w:eastAsia="微軟正黑體" w:hAnsi="Times New Roman" w:cs="新細明體"/>
+                <w:b/>
+                <w:bCs/>
                 <w:kern w:val="0"/>
                 <w:sz w:val="22"/>
               </w:rPr>
@@ -1759,7 +1809,6 @@
               <w:right w:val="outset" w:sz="6" w:space="0" w:color="auto"/>
             </w:tcBorders>
             <w:vAlign w:val="center"/>
-            <w:hideMark/>
           </w:tcPr>
           <w:p>
             <w:pPr>
@@ -1818,7 +1867,6 @@
               <w:right w:val="outset" w:sz="6" w:space="0" w:color="auto"/>
             </w:tcBorders>
             <w:vAlign w:val="center"/>
-            <w:hideMark/>
           </w:tcPr>
           <w:p>
             <w:pPr>
@@ -1851,7 +1899,6 @@
               <w:right w:val="outset" w:sz="6" w:space="0" w:color="auto"/>
             </w:tcBorders>
             <w:vAlign w:val="center"/>
-            <w:hideMark/>
           </w:tcPr>
           <w:p>
             <w:pPr>
@@ -1871,7 +1918,8 @@
     <w:p>
       <w:pPr>
         <w:widowControl/>
-        <w:spacing w:line="240" w:lineRule="exact"/>
+        <w:spacing w:line="300" w:lineRule="exact"/>
+        <w:contextualSpacing/>
         <w:rPr>
           <w:rFonts w:ascii="Times New Roman" w:eastAsia="微軟正黑體" w:hAnsi="Times New Roman" w:cs="新細明體"/>
           <w:kern w:val="0"/>
@@ -4472,6 +4520,8 @@
     <w:p>
       <w:pPr>
         <w:widowControl/>
+        <w:spacing w:line="300" w:lineRule="exact"/>
+        <w:contextualSpacing/>
         <w:rPr>
           <w:rFonts w:ascii="Times New Roman" w:eastAsia="微軟正黑體" w:hAnsi="Times New Roman" w:cs="新細明體"/>
           <w:kern w:val="0"/>
@@ -5987,7 +6037,31 @@
           <w:p>
             <w:pPr>
               <w:widowControl/>
-              <w:spacing w:afterLines="15" w:after="54" w:line="280" w:lineRule="exact"/>
+              <w:spacing w:line="320" w:lineRule="exact"/>
+              <w:ind w:leftChars="15" w:left="36"/>
+              <w:rPr>
+                <w:rFonts w:ascii="Wingdings 2" w:eastAsia="微軟正黑體" w:hAnsi="Wingdings 2" w:cs="新細明體"/>
+                <w:color w:val="EE0000"/>
+                <w:kern w:val="0"/>
+                <w:sz w:val="36"/>
+                <w:szCs w:val="36"/>
+              </w:rPr>
+            </w:pPr>
+            <w:r>
+              <w:rPr>
+                <w:rFonts w:ascii="Wingdings 2" w:eastAsia="微軟正黑體" w:hAnsi="Wingdings 2" w:cs="新細明體"/>
+                <w:color w:val="EE0000"/>
+                <w:kern w:val="0"/>
+                <w:sz w:val="36"/>
+                <w:szCs w:val="36"/>
+              </w:rPr>
+              <w:t>Ò</w:t>
+            </w:r>
+          </w:p>
+          <w:p>
+            <w:pPr>
+              <w:widowControl/>
+              <w:spacing w:afterLines="15" w:after="54"/>
               <w:ind w:leftChars="15" w:left="36"/>
               <w:rPr>
                 <w:rFonts w:ascii="Times New Roman" w:eastAsia="微軟正黑體" w:hAnsi="Times New Roman" w:cs="新細明體"/>
@@ -6206,6 +6280,44 @@
     <w:p>
       <w:pPr>
         <w:widowControl/>
+        <w:spacing w:beforeLines="15" w:before="54" w:line="300" w:lineRule="exact"/>
+        <w:contextualSpacing/>
+        <w:rPr>
+          <w:rFonts w:ascii="Times New Roman" w:eastAsia="微軟正黑體" w:hAnsi="Times New Roman" w:cs="新細明體"/>
+          <w:kern w:val="0"/>
+          <w:szCs w:val="24"/>
+        </w:rPr>
+      </w:pPr>
+      <w:r>
+        <w:rPr>
+          <w:rFonts w:ascii="Times New Roman" w:eastAsia="微軟正黑體" w:hAnsi="Times New Roman" w:cs="新細明體"/>
+          <w:kern w:val="0"/>
+          <w:sz w:val="22"/>
+        </w:rPr>
+        <w:t>部門</w:t>
+      </w:r>
+      <w:r>
+        <w:rPr>
+          <w:rFonts w:ascii="Times New Roman" w:eastAsia="微軟正黑體" w:hAnsi="Times New Roman" w:cs="新細明體"/>
+          <w:kern w:val="0"/>
+          <w:sz w:val="22"/>
+        </w:rPr>
+        <w:t xml:space="preserve"> KPI</w:t>
+      </w:r>
+      <w:r>
+        <w:rPr>
+          <w:rFonts w:ascii="Times New Roman" w:eastAsia="微軟正黑體" w:hAnsi="Times New Roman" w:cs="新細明體" w:hint="eastAsia"/>
+          <w:kern w:val="0"/>
+          <w:sz w:val="22"/>
+        </w:rPr>
+        <w:t>暫不需要測試，</w:t>
+      </w:r>
+    </w:p>
+    <w:p>
+      <w:pPr>
+        <w:widowControl/>
+        <w:spacing w:line="300" w:lineRule="exact"/>
+        <w:contextualSpacing/>
         <w:rPr>
           <w:rFonts w:ascii="Times New Roman" w:eastAsia="微軟正黑體" w:hAnsi="Times New Roman" w:cs="新細明體"/>
           <w:kern w:val="0"/>
@@ -7239,7 +7351,7 @@
               <w:spacing w:afterLines="15" w:after="54" w:line="240" w:lineRule="exact"/>
               <w:ind w:leftChars="15" w:left="36"/>
               <w:rPr>
-                <w:rFonts w:ascii="Times New Roman" w:eastAsia="微軟正黑體" w:hAnsi="Times New Roman" w:cs="新細明體" w:hint="eastAsia"/>
+                <w:rFonts w:ascii="Times New Roman" w:eastAsia="微軟正黑體" w:hAnsi="Times New Roman" w:cs="新細明體"/>
                 <w:b/>
                 <w:bCs/>
                 <w:kern w:val="0"/>
@@ -8374,6 +8486,8 @@
     <w:p>
       <w:pPr>
         <w:widowControl/>
+        <w:spacing w:line="300" w:lineRule="exact"/>
+        <w:contextualSpacing/>
         <w:rPr>
           <w:rFonts w:ascii="Times New Roman" w:eastAsia="微軟正黑體" w:hAnsi="Times New Roman" w:cs="新細明體"/>
           <w:kern w:val="0"/>
@@ -9213,6 +9327,8 @@
     <w:p>
       <w:pPr>
         <w:widowControl/>
+        <w:spacing w:line="300" w:lineRule="exact"/>
+        <w:contextualSpacing/>
         <w:rPr>
           <w:rFonts w:ascii="Times New Roman" w:eastAsia="微軟正黑體" w:hAnsi="Times New Roman" w:cs="新細明體"/>
           <w:kern w:val="0"/>
@@ -9764,7 +9880,7 @@
               <w:ind w:leftChars="15" w:left="36"/>
               <w:jc w:val="center"/>
               <w:rPr>
-                <w:rFonts w:ascii="Times New Roman" w:eastAsia="微軟正黑體" w:hAnsi="Times New Roman" w:cs="Times New Roman" w:hint="eastAsia"/>
+                <w:rFonts w:ascii="Times New Roman" w:eastAsia="微軟正黑體" w:hAnsi="Times New Roman" w:cs="Times New Roman"/>
                 <w:kern w:val="0"/>
                 <w:sz w:val="20"/>
                 <w:szCs w:val="20"/>
@@ -9881,6 +9997,8 @@
     <w:p>
       <w:pPr>
         <w:widowControl/>
+        <w:spacing w:beforeLines="25" w:before="90" w:line="300" w:lineRule="exact"/>
+        <w:contextualSpacing/>
         <w:rPr>
           <w:rFonts w:ascii="Times New Roman" w:eastAsia="微軟正黑體" w:hAnsi="Times New Roman" w:cs="新細明體"/>
           <w:kern w:val="0"/>
@@ -9958,7 +10076,7 @@
               <w:spacing w:line="300" w:lineRule="exact"/>
               <w:jc w:val="center"/>
               <w:rPr>
-                <w:rFonts w:ascii="Times New Roman" w:eastAsia="微軟正黑體" w:hAnsi="Times New Roman" w:cs="新細明體" w:hint="eastAsia"/>
+                <w:rFonts w:ascii="Times New Roman" w:eastAsia="微軟正黑體" w:hAnsi="Times New Roman" w:cs="新細明體"/>
                 <w:kern w:val="0"/>
                 <w:szCs w:val="24"/>
               </w:rPr>
@@ -10061,7 +10179,7 @@
               <w:spacing w:beforeLines="15" w:before="54" w:afterLines="15" w:after="54" w:line="240" w:lineRule="exact"/>
               <w:jc w:val="both"/>
               <w:rPr>
-                <w:rFonts w:ascii="Times New Roman" w:eastAsia="微軟正黑體" w:hAnsi="Times New Roman" w:cs="新細明體" w:hint="eastAsia"/>
+                <w:rFonts w:ascii="Times New Roman" w:eastAsia="微軟正黑體" w:hAnsi="Times New Roman" w:cs="新細明體"/>
                 <w:b/>
                 <w:bCs/>
                 <w:kern w:val="0"/>
